--- a/docs/tz-checklists-contract-approval.docx
+++ b/docs/tz-checklists-contract-approval.docx
@@ -247,8 +247,8 @@
         <w:tblLayout w:type="fixed"/>
       </w:tblPr>
       <w:tblGrid>
-        <w:gridCol w:w="3960"/>
-        <w:gridCol w:w="3960"/>
+        <w:gridCol w:w="5940"/>
+        <w:gridCol w:w="1980"/>
       </w:tblGrid>
       <w:tr>
         <w:trPr>
@@ -681,8 +681,8 @@
         <w:tblLayout w:type="fixed"/>
       </w:tblPr>
       <w:tblGrid>
-        <w:gridCol w:w="3960"/>
-        <w:gridCol w:w="3960"/>
+        <w:gridCol w:w="4708"/>
+        <w:gridCol w:w="3212"/>
       </w:tblGrid>
       <w:tr>
         <w:trPr>
@@ -1053,10 +1053,10 @@
         <w:tblLayout w:type="fixed"/>
       </w:tblPr>
       <w:tblGrid>
-        <w:gridCol w:w="1980"/>
-        <w:gridCol w:w="1980"/>
-        <w:gridCol w:w="1980"/>
-        <w:gridCol w:w="1980"/>
+        <w:gridCol w:w="2023"/>
+        <w:gridCol w:w="440"/>
+        <w:gridCol w:w="3036"/>
+        <w:gridCol w:w="2420"/>
       </w:tblGrid>
       <w:tr>
         <w:trPr>
@@ -1909,9 +1909,9 @@
         <w:tblLayout w:type="fixed"/>
       </w:tblPr>
       <w:tblGrid>
-        <w:gridCol w:w="2640"/>
-        <w:gridCol w:w="2640"/>
-        <w:gridCol w:w="2640"/>
+        <w:gridCol w:w="1283"/>
+        <w:gridCol w:w="3805"/>
+        <w:gridCol w:w="2831"/>
       </w:tblGrid>
       <w:tr>
         <w:trPr>
@@ -2226,8 +2226,8 @@
         <w:tblLayout w:type="fixed"/>
       </w:tblPr>
       <w:tblGrid>
-        <w:gridCol w:w="3960"/>
-        <w:gridCol w:w="3960"/>
+        <w:gridCol w:w="4576"/>
+        <w:gridCol w:w="3344"/>
       </w:tblGrid>
       <w:tr>
         <w:trPr>
@@ -2756,8 +2756,8 @@
         <w:tblLayout w:type="fixed"/>
       </w:tblPr>
       <w:tblGrid>
-        <w:gridCol w:w="3960"/>
-        <w:gridCol w:w="3960"/>
+        <w:gridCol w:w="1804"/>
+        <w:gridCol w:w="6116"/>
       </w:tblGrid>
       <w:tr>
         <w:trPr>
@@ -3916,9 +3916,9 @@
         <w:tblLayout w:type="fixed"/>
       </w:tblPr>
       <w:tblGrid>
-        <w:gridCol w:w="2640"/>
-        <w:gridCol w:w="2640"/>
-        <w:gridCol w:w="2640"/>
+        <w:gridCol w:w="3036"/>
+        <w:gridCol w:w="3520"/>
+        <w:gridCol w:w="1364"/>
       </w:tblGrid>
       <w:tr>
         <w:trPr>
@@ -4603,8 +4603,8 @@
         <w:tblLayout w:type="fixed"/>
       </w:tblPr>
       <w:tblGrid>
-        <w:gridCol w:w="3960"/>
-        <w:gridCol w:w="3960"/>
+        <w:gridCol w:w="5808"/>
+        <w:gridCol w:w="2112"/>
       </w:tblGrid>
       <w:tr>
         <w:trPr>
@@ -5520,8 +5520,8 @@
         <w:tblLayout w:type="fixed"/>
       </w:tblPr>
       <w:tblGrid>
-        <w:gridCol w:w="3960"/>
-        <w:gridCol w:w="3960"/>
+        <w:gridCol w:w="3520"/>
+        <w:gridCol w:w="4400"/>
       </w:tblGrid>
       <w:tr>
         <w:trPr>
@@ -6346,9 +6346,9 @@
         <w:tblLayout w:type="fixed"/>
       </w:tblPr>
       <w:tblGrid>
-        <w:gridCol w:w="2640"/>
-        <w:gridCol w:w="2640"/>
-        <w:gridCol w:w="2640"/>
+        <w:gridCol w:w="440"/>
+        <w:gridCol w:w="3696"/>
+        <w:gridCol w:w="3784"/>
       </w:tblGrid>
       <w:tr>
         <w:trPr>
@@ -7578,8 +7578,8 @@
         <w:tblLayout w:type="fixed"/>
       </w:tblPr>
       <w:tblGrid>
-        <w:gridCol w:w="3960"/>
-        <w:gridCol w:w="3960"/>
+        <w:gridCol w:w="3740"/>
+        <w:gridCol w:w="4180"/>
       </w:tblGrid>
       <w:tr>
         <w:trPr>
@@ -8312,8 +8312,8 @@
         <w:tblLayout w:type="fixed"/>
       </w:tblPr>
       <w:tblGrid>
-        <w:gridCol w:w="3960"/>
-        <w:gridCol w:w="3960"/>
+        <w:gridCol w:w="1276"/>
+        <w:gridCol w:w="6644"/>
       </w:tblGrid>
       <w:tr>
         <w:trPr>
@@ -8557,10 +8557,10 @@
         <w:tblLayout w:type="fixed"/>
       </w:tblPr>
       <w:tblGrid>
-        <w:gridCol w:w="1980"/>
-        <w:gridCol w:w="1980"/>
-        <w:gridCol w:w="1980"/>
-        <w:gridCol w:w="1980"/>
+        <w:gridCol w:w="616"/>
+        <w:gridCol w:w="4664"/>
+        <w:gridCol w:w="528"/>
+        <w:gridCol w:w="2112"/>
       </w:tblGrid>
       <w:tr>
         <w:trPr>
@@ -9623,10 +9623,10 @@
         <w:tblLayout w:type="fixed"/>
       </w:tblPr>
       <w:tblGrid>
-        <w:gridCol w:w="1980"/>
-        <w:gridCol w:w="1980"/>
-        <w:gridCol w:w="1980"/>
-        <w:gridCol w:w="1980"/>
+        <w:gridCol w:w="660"/>
+        <w:gridCol w:w="4972"/>
+        <w:gridCol w:w="572"/>
+        <w:gridCol w:w="1716"/>
       </w:tblGrid>
       <w:tr>
         <w:trPr>
@@ -10136,10 +10136,10 @@
         <w:tblLayout w:type="fixed"/>
       </w:tblPr>
       <w:tblGrid>
-        <w:gridCol w:w="1980"/>
-        <w:gridCol w:w="1980"/>
-        <w:gridCol w:w="1980"/>
-        <w:gridCol w:w="1980"/>
+        <w:gridCol w:w="660"/>
+        <w:gridCol w:w="5192"/>
+        <w:gridCol w:w="616"/>
+        <w:gridCol w:w="1452"/>
       </w:tblGrid>
       <w:tr>
         <w:trPr>
@@ -10596,10 +10596,10 @@
         <w:tblLayout w:type="fixed"/>
       </w:tblPr>
       <w:tblGrid>
-        <w:gridCol w:w="1980"/>
-        <w:gridCol w:w="1980"/>
-        <w:gridCol w:w="1980"/>
-        <w:gridCol w:w="1980"/>
+        <w:gridCol w:w="660"/>
+        <w:gridCol w:w="5104"/>
+        <w:gridCol w:w="616"/>
+        <w:gridCol w:w="1540"/>
       </w:tblGrid>
       <w:tr>
         <w:trPr>
@@ -11145,10 +11145,10 @@
         <w:tblLayout w:type="fixed"/>
       </w:tblPr>
       <w:tblGrid>
-        <w:gridCol w:w="1980"/>
-        <w:gridCol w:w="1980"/>
-        <w:gridCol w:w="1980"/>
-        <w:gridCol w:w="1980"/>
+        <w:gridCol w:w="612"/>
+        <w:gridCol w:w="4769"/>
+        <w:gridCol w:w="568"/>
+        <w:gridCol w:w="1969"/>
       </w:tblGrid>
       <w:tr>
         <w:trPr>
@@ -11593,10 +11593,10 @@
         <w:tblLayout w:type="fixed"/>
       </w:tblPr>
       <w:tblGrid>
-        <w:gridCol w:w="1980"/>
-        <w:gridCol w:w="1980"/>
-        <w:gridCol w:w="1980"/>
-        <w:gridCol w:w="1980"/>
+        <w:gridCol w:w="707"/>
+        <w:gridCol w:w="5574"/>
+        <w:gridCol w:w="663"/>
+        <w:gridCol w:w="973"/>
       </w:tblGrid>
       <w:tr>
         <w:trPr>
@@ -11925,10 +11925,10 @@
         <w:tblLayout w:type="fixed"/>
       </w:tblPr>
       <w:tblGrid>
-        <w:gridCol w:w="1980"/>
-        <w:gridCol w:w="1980"/>
-        <w:gridCol w:w="1980"/>
-        <w:gridCol w:w="1980"/>
+        <w:gridCol w:w="616"/>
+        <w:gridCol w:w="4884"/>
+        <w:gridCol w:w="572"/>
+        <w:gridCol w:w="1848"/>
       </w:tblGrid>
       <w:tr>
         <w:trPr>
@@ -12351,10 +12351,10 @@
         <w:tblLayout w:type="fixed"/>
       </w:tblPr>
       <w:tblGrid>
-        <w:gridCol w:w="1980"/>
-        <w:gridCol w:w="1980"/>
-        <w:gridCol w:w="1980"/>
-        <w:gridCol w:w="1980"/>
+        <w:gridCol w:w="660"/>
+        <w:gridCol w:w="4972"/>
+        <w:gridCol w:w="572"/>
+        <w:gridCol w:w="1716"/>
       </w:tblGrid>
       <w:tr>
         <w:trPr>
@@ -12809,10 +12809,10 @@
         <w:tblLayout w:type="fixed"/>
       </w:tblPr>
       <w:tblGrid>
-        <w:gridCol w:w="1980"/>
-        <w:gridCol w:w="1980"/>
-        <w:gridCol w:w="1980"/>
-        <w:gridCol w:w="1980"/>
+        <w:gridCol w:w="660"/>
+        <w:gridCol w:w="4972"/>
+        <w:gridCol w:w="572"/>
+        <w:gridCol w:w="1716"/>
       </w:tblGrid>
       <w:tr>
         <w:trPr>
@@ -13207,10 +13207,10 @@
         <w:tblLayout w:type="fixed"/>
       </w:tblPr>
       <w:tblGrid>
-        <w:gridCol w:w="1980"/>
-        <w:gridCol w:w="1980"/>
-        <w:gridCol w:w="1980"/>
-        <w:gridCol w:w="1980"/>
+        <w:gridCol w:w="743"/>
+        <w:gridCol w:w="5775"/>
+        <w:gridCol w:w="700"/>
+        <w:gridCol w:w="700"/>
       </w:tblGrid>
       <w:tr>
         <w:trPr>
@@ -13435,10 +13435,10 @@
         <w:tblLayout w:type="fixed"/>
       </w:tblPr>
       <w:tblGrid>
-        <w:gridCol w:w="1980"/>
-        <w:gridCol w:w="1980"/>
-        <w:gridCol w:w="1980"/>
-        <w:gridCol w:w="1980"/>
+        <w:gridCol w:w="748"/>
+        <w:gridCol w:w="5764"/>
+        <w:gridCol w:w="660"/>
+        <w:gridCol w:w="748"/>
       </w:tblGrid>
       <w:tr>
         <w:trPr>
@@ -13854,10 +13854,10 @@
         <w:tblLayout w:type="fixed"/>
       </w:tblPr>
       <w:tblGrid>
-        <w:gridCol w:w="1980"/>
-        <w:gridCol w:w="1980"/>
-        <w:gridCol w:w="1980"/>
-        <w:gridCol w:w="1980"/>
+        <w:gridCol w:w="616"/>
+        <w:gridCol w:w="4620"/>
+        <w:gridCol w:w="528"/>
+        <w:gridCol w:w="2156"/>
       </w:tblGrid>
       <w:tr>
         <w:trPr>
@@ -14867,10 +14867,10 @@
         <w:tblLayout w:type="fixed"/>
       </w:tblPr>
       <w:tblGrid>
-        <w:gridCol w:w="1980"/>
-        <w:gridCol w:w="1980"/>
-        <w:gridCol w:w="1980"/>
-        <w:gridCol w:w="1980"/>
+        <w:gridCol w:w="748"/>
+        <w:gridCol w:w="5720"/>
+        <w:gridCol w:w="660"/>
+        <w:gridCol w:w="792"/>
       </w:tblGrid>
       <w:tr>
         <w:trPr>
@@ -15145,10 +15145,10 @@
         <w:tblLayout w:type="fixed"/>
       </w:tblPr>
       <w:tblGrid>
-        <w:gridCol w:w="1980"/>
-        <w:gridCol w:w="1980"/>
-        <w:gridCol w:w="1980"/>
-        <w:gridCol w:w="1980"/>
+        <w:gridCol w:w="616"/>
+        <w:gridCol w:w="4620"/>
+        <w:gridCol w:w="528"/>
+        <w:gridCol w:w="2156"/>
       </w:tblGrid>
       <w:tr>
         <w:trPr>
@@ -15703,10 +15703,10 @@
         <w:tblLayout w:type="fixed"/>
       </w:tblPr>
       <w:tblGrid>
-        <w:gridCol w:w="1980"/>
-        <w:gridCol w:w="1980"/>
-        <w:gridCol w:w="1980"/>
-        <w:gridCol w:w="1980"/>
+        <w:gridCol w:w="660"/>
+        <w:gridCol w:w="5192"/>
+        <w:gridCol w:w="616"/>
+        <w:gridCol w:w="1452"/>
       </w:tblGrid>
       <w:tr>
         <w:trPr>
@@ -16312,10 +16312,10 @@
         <w:tblLayout w:type="fixed"/>
       </w:tblPr>
       <w:tblGrid>
-        <w:gridCol w:w="1980"/>
-        <w:gridCol w:w="1980"/>
-        <w:gridCol w:w="1980"/>
-        <w:gridCol w:w="1980"/>
+        <w:gridCol w:w="656"/>
+        <w:gridCol w:w="5032"/>
+        <w:gridCol w:w="612"/>
+        <w:gridCol w:w="1619"/>
       </w:tblGrid>
       <w:tr>
         <w:trPr>
@@ -17242,10 +17242,10 @@
         <w:tblLayout w:type="fixed"/>
       </w:tblPr>
       <w:tblGrid>
-        <w:gridCol w:w="1980"/>
-        <w:gridCol w:w="1980"/>
-        <w:gridCol w:w="1980"/>
-        <w:gridCol w:w="1980"/>
+        <w:gridCol w:w="612"/>
+        <w:gridCol w:w="4725"/>
+        <w:gridCol w:w="568"/>
+        <w:gridCol w:w="2012"/>
       </w:tblGrid>
       <w:tr>
         <w:trPr>
@@ -18028,10 +18028,10 @@
         <w:tblLayout w:type="fixed"/>
       </w:tblPr>
       <w:tblGrid>
-        <w:gridCol w:w="1980"/>
-        <w:gridCol w:w="1980"/>
-        <w:gridCol w:w="1980"/>
-        <w:gridCol w:w="1980"/>
+        <w:gridCol w:w="616"/>
+        <w:gridCol w:w="4884"/>
+        <w:gridCol w:w="572"/>
+        <w:gridCol w:w="1848"/>
       </w:tblGrid>
       <w:tr>
         <w:trPr>
@@ -18594,10 +18594,10 @@
         <w:tblLayout w:type="fixed"/>
       </w:tblPr>
       <w:tblGrid>
-        <w:gridCol w:w="1980"/>
-        <w:gridCol w:w="1980"/>
-        <w:gridCol w:w="1980"/>
-        <w:gridCol w:w="1980"/>
+        <w:gridCol w:w="743"/>
+        <w:gridCol w:w="5775"/>
+        <w:gridCol w:w="700"/>
+        <w:gridCol w:w="700"/>
       </w:tblGrid>
       <w:tr>
         <w:trPr>
@@ -19052,10 +19052,10 @@
         <w:tblLayout w:type="fixed"/>
       </w:tblPr>
       <w:tblGrid>
-        <w:gridCol w:w="1980"/>
-        <w:gridCol w:w="1980"/>
-        <w:gridCol w:w="1980"/>
-        <w:gridCol w:w="1980"/>
+        <w:gridCol w:w="743"/>
+        <w:gridCol w:w="5775"/>
+        <w:gridCol w:w="700"/>
+        <w:gridCol w:w="700"/>
       </w:tblGrid>
       <w:tr>
         <w:trPr>
@@ -19460,10 +19460,10 @@
         <w:tblLayout w:type="fixed"/>
       </w:tblPr>
       <w:tblGrid>
-        <w:gridCol w:w="1980"/>
-        <w:gridCol w:w="1980"/>
-        <w:gridCol w:w="1980"/>
-        <w:gridCol w:w="1980"/>
+        <w:gridCol w:w="616"/>
+        <w:gridCol w:w="4928"/>
+        <w:gridCol w:w="572"/>
+        <w:gridCol w:w="1804"/>
       </w:tblGrid>
       <w:tr>
         <w:trPr>
@@ -19851,11 +19851,11 @@
         <w:tblLayout w:type="fixed"/>
       </w:tblPr>
       <w:tblGrid>
-        <w:gridCol w:w="1584"/>
-        <w:gridCol w:w="1584"/>
-        <w:gridCol w:w="1584"/>
-        <w:gridCol w:w="1584"/>
-        <w:gridCol w:w="1584"/>
+        <w:gridCol w:w="2904"/>
+        <w:gridCol w:w="660"/>
+        <w:gridCol w:w="792"/>
+        <w:gridCol w:w="1760"/>
+        <w:gridCol w:w="1804"/>
       </w:tblGrid>
       <w:tr>
         <w:trPr>
@@ -20863,9 +20863,9 @@
         <w:tblLayout w:type="fixed"/>
       </w:tblPr>
       <w:tblGrid>
-        <w:gridCol w:w="2640"/>
-        <w:gridCol w:w="2640"/>
-        <w:gridCol w:w="2640"/>
+        <w:gridCol w:w="1276"/>
+        <w:gridCol w:w="2596"/>
+        <w:gridCol w:w="4047"/>
       </w:tblGrid>
       <w:tr>
         <w:trPr>
@@ -21946,8 +21946,8 @@
         <w:tblLayout w:type="fixed"/>
       </w:tblPr>
       <w:tblGrid>
-        <w:gridCol w:w="3960"/>
-        <w:gridCol w:w="3960"/>
+        <w:gridCol w:w="2068"/>
+        <w:gridCol w:w="5852"/>
       </w:tblGrid>
       <w:tr>
         <w:trPr>
